--- a/AcomOfferDesk_Backlog_Corrections_Status.docx
+++ b/AcomOfferDesk_Backlog_Corrections_Status.docx
@@ -738,14 +738,8 @@
             <w:shd w:fill="FFF2CC"/>
           </w:tcPr>
           <w:p>
-            <w:r/>
             <w:r>
-              <w:rPr>
-                <w:b/>
-                <w:color w:val="9A6700"/>
-                <w:sz w:val="17"/>
-              </w:rPr>
-              <w:t>PARTIAL</w:t>
+              <w:t>DONE</w:t>
             </w:r>
           </w:p>
         </w:tc>
@@ -762,7 +756,7 @@
           </w:tcPr>
           <w:p>
             <w:r>
-              <w:t>Flows уже разделены. Осталось: новые контрагенты сверху таблицы; роль определяется вкладкой и не переизбирается произвольно; Admin — только разрешённые target roles; ВЭ/Admin — только допустимые подчинённые units, ВЭ только под себя.</w:t>
+              <w:t>Flows employee/manual Contractor разделены; новые контрагенты отображаются сверху; роль и unit scope соответствуют server policy.</w:t>
             </w:r>
           </w:p>
         </w:tc>
@@ -779,7 +773,7 @@
           </w:tcPr>
           <w:p>
             <w:r>
-              <w:t>Довести оставшуюся часть без отката уже выполненного</w:t>
+              <w:t>Закрыто regression-тестами и ручной проверкой Admin.</w:t>
             </w:r>
           </w:p>
         </w:tc>
@@ -1182,14 +1176,8 @@
             <w:shd w:fill="FCE4D6"/>
           </w:tcPr>
           <w:p>
-            <w:r/>
             <w:r>
-              <w:rPr>
-                <w:b/>
-                <w:color w:val="B42318"/>
-                <w:sz w:val="17"/>
-              </w:rPr>
-              <w:t>TODO</w:t>
+              <w:t>DONE</w:t>
             </w:r>
           </w:p>
         </w:tc>
@@ -1206,7 +1194,7 @@
           </w:tcPr>
           <w:p>
             <w:r>
-              <w:t>ВЭ не должен создавать/назначать Economist в произвольное место своего модуля; только в разрешённый scope и под себя.</w:t>
+              <w:t>Lead Economist создаёт и назначает Economist только в разрешённом подчинении и под себя; create/update/direct API ограничения закрыты.</w:t>
             </w:r>
           </w:p>
         </w:tc>
@@ -1223,7 +1211,7 @@
           </w:tcPr>
           <w:p>
             <w:r>
-              <w:t>Реализовать и покрыть regression-тестами</w:t>
+              <w:t>Закрыто regression-тестами.</w:t>
             </w:r>
           </w:p>
         </w:tc>
@@ -1503,14 +1491,8 @@
             <w:shd w:fill="FCE4D6"/>
           </w:tcPr>
           <w:p>
-            <w:r/>
             <w:r>
-              <w:rPr>
-                <w:b/>
-                <w:color w:val="B42318"/>
-                <w:sz w:val="17"/>
-              </w:rPr>
-              <w:t>TODO</w:t>
+              <w:t>DONE</w:t>
             </w:r>
           </w:p>
         </w:tc>
@@ -1527,7 +1509,7 @@
           </w:tcPr>
           <w:p>
             <w:r>
-              <w:t>Согласовать permission на смену ответственного заявки с правом видеть допустимый список Economist; устранить ситуацию, когда действие разрешено, но prerequisite read запрещён.</w:t>
+              <w:t>Для индивидуального owner-change permission возвращается только request-scoped список активных eligible owners; выбранный owner повторно проверяется backend.</w:t>
             </w:r>
           </w:p>
         </w:tc>
@@ -1544,7 +1526,7 @@
           </w:tcPr>
           <w:p>
             <w:r>
-              <w:t>Реализовать и покрыть regression-тестами</w:t>
+              <w:t>Закрыто regression-тестами.</w:t>
             </w:r>
           </w:p>
         </w:tc>
@@ -1614,14 +1596,8 @@
             <w:shd w:fill="FCE4D6"/>
           </w:tcPr>
           <w:p>
-            <w:r/>
             <w:r>
-              <w:rPr>
-                <w:b/>
-                <w:color w:val="B42318"/>
-                <w:sz w:val="17"/>
-              </w:rPr>
-              <w:t>TODO</w:t>
+              <w:t>DONE</w:t>
             </w:r>
           </w:p>
         </w:tc>
@@ -1638,7 +1614,7 @@
           </w:tcPr>
           <w:p>
             <w:r>
-              <w:t>После изменения permissions активная сессия должна получать актуальные права. Проверить принудительную актуализацию session/claims без сохранения старого доступа до следующего входа.</w:t>
+              <w:t>Grant/revoke permissions отражаются в active session через безопасное обновление session и frontend controls.</w:t>
             </w:r>
           </w:p>
         </w:tc>
@@ -1655,7 +1631,7 @@
           </w:tcPr>
           <w:p>
             <w:r>
-              <w:t>Реализовать и покрыть regression-тестами</w:t>
+              <w:t>Закрыто regression-тестами.</w:t>
             </w:r>
           </w:p>
         </w:tc>
@@ -1725,14 +1701,8 @@
             <w:shd w:fill="FFF2CC"/>
           </w:tcPr>
           <w:p>
-            <w:r/>
             <w:r>
-              <w:rPr>
-                <w:b/>
-                <w:color w:val="9A6700"/>
-                <w:sz w:val="17"/>
-              </w:rPr>
-              <w:t>PARTIAL</w:t>
+              <w:t>DONE</w:t>
             </w:r>
           </w:p>
         </w:tc>
@@ -1749,7 +1719,7 @@
           </w:tcPr>
           <w:p>
             <w:r>
-              <w:t>Scope и IAM sync статусов исправлены; СБ получила глобальную видимость контрагентов. Осталось: расширить email-текст и дать СБ изменение статуса прямо из таблицы.</w:t>
+              <w:t>Security Officer меняет статус Contractor прямо в таблице; Select оформлен как цветная пилюля и не открывает карточку. MAIN/IAM sync сохранён. Access-restriction email использует тот же контактный блок, что и рассылка по заявке, с контактами Хлистуна.</w:t>
             </w:r>
           </w:p>
         </w:tc>
@@ -1766,7 +1736,7 @@
           </w:tcPr>
           <w:p>
             <w:r>
-              <w:t>Довести оставшуюся часть без отката уже выполненного</w:t>
+              <w:t>Закрыто regression-тестами, email-тестами и Docker smoke check.</w:t>
             </w:r>
           </w:p>
         </w:tc>
@@ -1836,14 +1806,8 @@
             <w:shd w:fill="FFF2CC"/>
           </w:tcPr>
           <w:p>
-            <w:r/>
             <w:r>
-              <w:rPr>
-                <w:b/>
-                <w:color w:val="9A6700"/>
-                <w:sz w:val="17"/>
-              </w:rPr>
-              <w:t>PARTIAL</w:t>
+              <w:t>DONE</w:t>
             </w:r>
           </w:p>
         </w:tc>
@@ -1860,7 +1824,7 @@
           </w:tcPr>
           <w:p>
             <w:r>
-              <w:t>Idempotent identity reuse уже предусмотрен. Осталось: явно показывать найденный дубль (ИНН/название/почта), не выводить ложный success и разрешать создание только если дубль не найден.</w:t>
+              <w:t>Дубликаты ищутся во время ввода и показываются справа карточками со всей разрешённой информацией; секции можно сворачивать. Duplicate response не даёт false success и не создаёт новую IAM identity.</w:t>
             </w:r>
           </w:p>
         </w:tc>
@@ -1877,7 +1841,7 @@
           </w:tcPr>
           <w:p>
             <w:r>
-              <w:t>Довести оставшуюся часть без отката уже выполненного</w:t>
+              <w:t>Закрыто regression-тестами и ручной проверкой.</w:t>
             </w:r>
           </w:p>
         </w:tc>
@@ -3403,6 +3367,165 @@
         <w:t>Для каждого закрываемого пункта добавляется regression-тест либо фиксируется объективное ограничение текущей тестовой инфраструктуры.</w:t>
       </w:r>
     </w:p>
+    <w:p>
+      <w:r>
+        <w:br w:type="page"/>
+      </w:r>
+    </w:p>
+    <w:p>
+      <w:pPr>
+        <w:pStyle w:val="Heading1"/>
+      </w:pPr>
+      <w:r>
+        <w:t>2026-08-26 — REG-001 / OFFER-003 correction status</w:t>
+      </w:r>
+    </w:p>
+    <w:p>
+      <w:r>
+        <w:t>REG-001: persistent registration invite state признан избыточным и удалён. Сохранена исходная stateless-архитектура signed invite с TTL; Contractor role задаётся backend, а in_progress/already_registered вычисляются по существующим User/Profile/user_contact_channels/user_auth_accounts.</w:t>
+      </w:r>
+    </w:p>
+    <w:p>
+      <w:pPr>
+        <w:pStyle w:val="ListBullet"/>
+      </w:pPr>
+      <w:r>
+        <w:rPr>
+          <w:b/>
+        </w:rPr>
+        <w:t xml:space="preserve">Persistent invite table removed: </w:t>
+      </w:r>
+      <w:r>
+        <w:t>YES</w:t>
+      </w:r>
+    </w:p>
+    <w:p>
+      <w:pPr>
+        <w:pStyle w:val="ListBullet"/>
+      </w:pPr>
+      <w:r>
+        <w:rPr>
+          <w:b/>
+        </w:rPr>
+        <w:t xml:space="preserve">V1.0.8 removed: </w:t>
+      </w:r>
+      <w:r>
+        <w:t>YES</w:t>
+      </w:r>
+    </w:p>
+    <w:p>
+      <w:pPr>
+        <w:pStyle w:val="ListBullet"/>
+      </w:pPr>
+      <w:r>
+        <w:rPr>
+          <w:b/>
+        </w:rPr>
+        <w:t xml:space="preserve">Original stateless invite preserved: </w:t>
+      </w:r>
+      <w:r>
+        <w:t>YES</w:t>
+      </w:r>
+    </w:p>
+    <w:p>
+      <w:pPr>
+        <w:pStyle w:val="ListBullet"/>
+      </w:pPr>
+      <w:r>
+        <w:rPr>
+          <w:b/>
+        </w:rPr>
+        <w:t xml:space="preserve">REG-001 regression: </w:t>
+      </w:r>
+      <w:r>
+        <w:t>PASS — 38 targeted backend tests, включая valid/expired/tampered invite, повторное открытие, in_progress, already_registered, repeated submit без duplicate User/IAM, existing manual Contractor без duplicate identity, email verification/password setup через BFF</w:t>
+      </w:r>
+    </w:p>
+    <w:p>
+      <w:pPr>
+        <w:pStyle w:val="ListBullet"/>
+      </w:pPr>
+      <w:r>
+        <w:rPr>
+          <w:b/>
+        </w:rPr>
+        <w:t xml:space="preserve">OFFER-003 regression: </w:t>
+      </w:r>
+      <w:r>
+        <w:t>PASS — request-scoped eligible Contractor flow сохранён</w:t>
+      </w:r>
+    </w:p>
+    <w:p>
+      <w:pPr>
+        <w:pStyle w:val="ListBullet"/>
+      </w:pPr>
+      <w:r>
+        <w:rPr>
+          <w:b/>
+        </w:rPr>
+        <w:t xml:space="preserve">Containers rebuilt: </w:t>
+      </w:r>
+      <w:r>
+        <w:t>backend и web пересобраны; backend healthy, web запущен</w:t>
+      </w:r>
+    </w:p>
+    <w:p>
+      <w:pPr>
+        <w:pStyle w:val="ListBullet"/>
+      </w:pPr>
+      <w:r>
+        <w:rPr>
+          <w:b/>
+        </w:rPr>
+        <w:t xml:space="preserve">WEB_BASE_URL / Cloudflared: </w:t>
+      </w:r>
+      <w:r>
+        <w:t>https://alt-antenna-advertising-shareholders.trycloudflare.com</w:t>
+      </w:r>
+    </w:p>
+    <w:p>
+      <w:pPr>
+        <w:pStyle w:val="ListBullet"/>
+      </w:pPr>
+      <w:r>
+        <w:rPr>
+          <w:b/>
+        </w:rPr>
+        <w:t xml:space="preserve">Commits created: </w:t>
+      </w:r>
+      <w:r>
+        <w:t>NO</w:t>
+      </w:r>
+    </w:p>
+    <w:p>
+      <w:pPr>
+        <w:pStyle w:val="ListBullet"/>
+      </w:pPr>
+      <w:r>
+        <w:rPr>
+          <w:b/>
+        </w:rPr>
+        <w:t xml:space="preserve">Push performed: </w:t>
+      </w:r>
+      <w:r>
+        <w:t>NO</w:t>
+      </w:r>
+    </w:p>
+    <w:p>
+      <w:r>
+        <w:t>Удалены только локальные артефакты persistent invite persistence: migration V1.0.8, registration_invites ORM/repository и UoW/consume/revoke/token_hash wiring. Кнопки приглашения, permission users.registration.invite, разделение manual create/invite, Contractor onboarding, BFF first-access и OFFER-003 не откатывались.</w:t>
+      </w:r>
+    </w:p>
+    <w:p>
+      <w:r>
+        <w:t>2026-08-26 ? USERS / CONTRACTOR CONSISTENCY: ???? REG-005, USERS-002, USERS-005, USERS-006, CON-002 ? CON-003 ??????. ????????? backend/frontend regression-?????; backend ? web ???????????, ?????????? healthy, gateway ? web ???????? 200. Commits created: NO. Push performed: NO.</w:t>
+      </w:r>
+    </w:p>
+    <w:p>
+      <w:r>
+        <w:t>2026-08-26 — USERS / CONTRACTOR CONSISTENCY: этап REG-005, USERS-002, USERS-005, USERS-006, CON-002 и CON-003 закрыт. Проверены backend/frontend regression-тесты; backend и web пересобраны, контейнеры healthy, gateway и web отвечают 200. Commits created: NO. Push performed: NO.</w:t>
+      </w:r>
+    </w:p>
     <w:sectPr>
       <w:footerReference w:type="default" r:id="rId9"/>
       <w:pgSz w:w="12240" w:h="15840"/>
